--- a/Project Templates - Completed/6. Project Documentation/Final Project Report - Script-Controlled ACL.docx
+++ b/Project Templates - Completed/6. Project Documentation/Final Project Report - Script-Controlled ACL.docx
@@ -43,13 +43,212 @@
         </w:rPr>
         <w:t>Platform: ServiceNow</w:t>
         <w:br/>
-        <w:t>Team ID: [Your Team ID]</w:t>
+        <w:t>Team ID: SWTID-2026-6519</w:t>
         <w:br/>
-        <w:t>Submitted by: [Your Name]</w:t>
+        <w:t>Team Size: 5</w:t>
         <w:br/>
         <w:t>Date: 04 October 2026</w:t>
       </w:r>
     </w:p>
+    <w:p/>
+    <w:tbl>
+      <w:tblPr>
+        <w:tblStyle w:val="TableGrid"/>
+        <w:tblW w:type="auto" w:w="0"/>
+        <w:tblLayout w:type="fixed"/>
+        <w:tblLook w:firstColumn="1" w:firstRow="1" w:lastColumn="0" w:lastRow="0" w:noHBand="0" w:noVBand="1" w:val="04A0"/>
+      </w:tblPr>
+      <w:tblGrid>
+        <w:gridCol w:w="2880"/>
+        <w:gridCol w:w="5040"/>
+      </w:tblGrid>
+      <w:tr>
+        <w:tc>
+          <w:tcPr>
+            <w:tcW w:type="dxa" w:w="2880"/>
+            <w:shd w:val="clear" w:color="auto" w:fill="1F3A5F"/>
+          </w:tcPr>
+          <w:p>
+            <w:r/>
+            <w:r>
+              <w:rPr>
+                <w:b/>
+                <w:color w:val="FFFFFF"/>
+                <w:sz w:val="22"/>
+              </w:rPr>
+              <w:t>Role</w:t>
+            </w:r>
+          </w:p>
+        </w:tc>
+        <w:tc>
+          <w:tcPr>
+            <w:tcW w:type="dxa" w:w="5040"/>
+            <w:shd w:val="clear" w:color="auto" w:fill="1F3A5F"/>
+          </w:tcPr>
+          <w:p>
+            <w:r/>
+            <w:r>
+              <w:rPr>
+                <w:b/>
+                <w:color w:val="FFFFFF"/>
+                <w:sz w:val="22"/>
+              </w:rPr>
+              <w:t>Name</w:t>
+            </w:r>
+          </w:p>
+        </w:tc>
+      </w:tr>
+      <w:tr>
+        <w:tc>
+          <w:tcPr>
+            <w:tcW w:type="dxa" w:w="2880"/>
+          </w:tcPr>
+          <w:p>
+            <w:r/>
+            <w:r>
+              <w:rPr>
+                <w:sz w:val="22"/>
+              </w:rPr>
+              <w:t>Team Leader</w:t>
+            </w:r>
+          </w:p>
+        </w:tc>
+        <w:tc>
+          <w:tcPr>
+            <w:tcW w:type="dxa" w:w="5040"/>
+          </w:tcPr>
+          <w:p>
+            <w:r/>
+            <w:r>
+              <w:rPr>
+                <w:sz w:val="22"/>
+              </w:rPr>
+              <w:t>SUHAS V</w:t>
+            </w:r>
+          </w:p>
+        </w:tc>
+      </w:tr>
+      <w:tr>
+        <w:tc>
+          <w:tcPr>
+            <w:tcW w:type="dxa" w:w="2880"/>
+          </w:tcPr>
+          <w:p>
+            <w:r/>
+            <w:r>
+              <w:rPr>
+                <w:sz w:val="22"/>
+              </w:rPr>
+              <w:t>Team Member</w:t>
+            </w:r>
+          </w:p>
+        </w:tc>
+        <w:tc>
+          <w:tcPr>
+            <w:tcW w:type="dxa" w:w="5040"/>
+          </w:tcPr>
+          <w:p>
+            <w:r/>
+            <w:r>
+              <w:rPr>
+                <w:sz w:val="22"/>
+              </w:rPr>
+              <w:t>SURESHBABU M</w:t>
+            </w:r>
+          </w:p>
+        </w:tc>
+      </w:tr>
+      <w:tr>
+        <w:tc>
+          <w:tcPr>
+            <w:tcW w:type="dxa" w:w="2880"/>
+          </w:tcPr>
+          <w:p>
+            <w:r/>
+            <w:r>
+              <w:rPr>
+                <w:sz w:val="22"/>
+              </w:rPr>
+              <w:t>Team Member</w:t>
+            </w:r>
+          </w:p>
+        </w:tc>
+        <w:tc>
+          <w:tcPr>
+            <w:tcW w:type="dxa" w:w="5040"/>
+          </w:tcPr>
+          <w:p>
+            <w:r/>
+            <w:r>
+              <w:rPr>
+                <w:sz w:val="22"/>
+              </w:rPr>
+              <w:t>VIGNESH KUMAR S</w:t>
+            </w:r>
+          </w:p>
+        </w:tc>
+      </w:tr>
+      <w:tr>
+        <w:tc>
+          <w:tcPr>
+            <w:tcW w:type="dxa" w:w="2880"/>
+          </w:tcPr>
+          <w:p>
+            <w:r/>
+            <w:r>
+              <w:rPr>
+                <w:sz w:val="22"/>
+              </w:rPr>
+              <w:t>Team Member</w:t>
+            </w:r>
+          </w:p>
+        </w:tc>
+        <w:tc>
+          <w:tcPr>
+            <w:tcW w:type="dxa" w:w="5040"/>
+          </w:tcPr>
+          <w:p>
+            <w:r/>
+            <w:r>
+              <w:rPr>
+                <w:sz w:val="22"/>
+              </w:rPr>
+              <w:t>ANUJA P</w:t>
+            </w:r>
+          </w:p>
+        </w:tc>
+      </w:tr>
+      <w:tr>
+        <w:tc>
+          <w:tcPr>
+            <w:tcW w:type="dxa" w:w="2880"/>
+          </w:tcPr>
+          <w:p>
+            <w:r/>
+            <w:r>
+              <w:rPr>
+                <w:sz w:val="22"/>
+              </w:rPr>
+              <w:t>Team Member</w:t>
+            </w:r>
+          </w:p>
+        </w:tc>
+        <w:tc>
+          <w:tcPr>
+            <w:tcW w:type="dxa" w:w="5040"/>
+          </w:tcPr>
+          <w:p>
+            <w:r/>
+            <w:r>
+              <w:rPr>
+                <w:sz w:val="22"/>
+              </w:rPr>
+              <w:t>ARCHANA S</w:t>
+            </w:r>
+          </w:p>
+        </w:tc>
+      </w:tr>
+    </w:tbl>
     <w:p>
       <w:r>
         <w:br w:type="page"/>
@@ -7301,7 +7500,12 @@
     </w:p>
     <w:p>
       <w:r>
-        <w:t>GitHub: [add link]      Demo video: [add link]</w:t>
+        <w:t>GitHub: https://github.com/Suhas006/Script-Controlled-ACL</w:t>
+      </w:r>
+    </w:p>
+    <w:p>
+      <w:r>
+        <w:t>Demo video: [add link]</w:t>
       </w:r>
     </w:p>
     <w:sectPr>

--- a/Project Templates - Completed/6. Project Documentation/Final Project Report - Script-Controlled ACL.docx
+++ b/Project Templates - Completed/6. Project Documentation/Final Project Report - Script-Controlled ACL.docx
@@ -7505,7 +7505,7 @@
     </w:p>
     <w:p>
       <w:r>
-        <w:t>Demo video: [add link]</w:t>
+        <w:t>Demo / project files (Google Drive): https://drive.google.com/drive/folders/1N68hjhBrpaCQtglHM7EAxkY9t21KdqrM?usp=sharing</w:t>
       </w:r>
     </w:p>
     <w:sectPr>
